--- a/Project Templates/2. Requirement Analysis/Data Flow Diagrams and User Stories.docx
+++ b/Project Templates/2. Requirement Analysis/Data Flow Diagrams and User Stories.docx
@@ -104,7 +104,16 @@
               </w:rPr>
             </w:pPr>
             <w:r>
-              <w:t>03 April 2026</w:t>
+              <w:t>31</w:t>
+            </w:r>
+            <w:r>
+              <w:t xml:space="preserve"> </w:t>
+            </w:r>
+            <w:r>
+              <w:t xml:space="preserve">January </w:t>
+            </w:r>
+            <w:r>
+              <w:t>2026</w:t>
             </w:r>
           </w:p>
         </w:tc>
@@ -139,7 +148,7 @@
               </w:rPr>
             </w:pPr>
             <w:r>
-              <w:t>Team 1</w:t>
+              <w:t>SWTID-2026-5878</w:t>
             </w:r>
           </w:p>
         </w:tc>
@@ -2462,7 +2471,6 @@
   <w:style w:type="character" w:default="1" w:styleId="DefaultParagraphFont">
     <w:name w:val="Default Paragraph Font"/>
     <w:uiPriority w:val="1"/>
-    <w:semiHidden/>
     <w:unhideWhenUsed/>
   </w:style>
   <w:style w:type="table" w:default="1" w:styleId="TableNormal">
